--- a/Гаврелюк_МВ_отчет_ЛР1.docx
+++ b/Гаврелюк_МВ_отчет_ЛР1.docx
@@ -1488,17 +1488,7 @@
                 <w:szCs w:val="28"/>
                 <w:lang w:val="ru-RU"/>
               </w:rPr>
-              <w:t>лаг для особого случая</w:t>
-            </w:r>
-            <w:r>
-              <w:rPr>
-                <w:rFonts w:ascii="Calibri" w:eastAsia="Calibri" w:hAnsi="Calibri" w:cs="Calibri"/>
-                <w:color w:val="000000"/>
-                <w:sz w:val="28"/>
-                <w:szCs w:val="28"/>
-                <w:lang w:val="ru-RU"/>
-              </w:rPr>
-              <w:t>,</w:t>
+              <w:t>лаг для особого случая,</w:t>
             </w:r>
             <w:r>
               <w:rPr>
@@ -2427,19 +2417,7 @@
           <w:lang w:val="ru-RU"/>
         </w:rPr>
         <w:lastRenderedPageBreak/>
-        <w:t>Лис</w:t>
-      </w:r>
-      <w:r>
-        <w:rPr>
-          <w:rFonts w:ascii="Calibri" w:eastAsia="Calibri" w:hAnsi="Calibri" w:cs="Calibri"/>
-          <w:b/>
-          <w:bCs/>
-          <w:color w:val="000000"/>
-          <w:sz w:val="28"/>
-          <w:szCs w:val="28"/>
-          <w:lang w:val="ru-RU"/>
-        </w:rPr>
-        <w:t>тинг кода</w:t>
+        <w:t>Листинг кода</w:t>
       </w:r>
       <w:r>
         <w:rPr>
@@ -2454,6 +2432,7 @@
       <w:r>
         <w:rPr>
           <w:rFonts w:ascii="Calibri" w:eastAsia="Calibri" w:hAnsi="Calibri" w:cs="Calibri"/>
+          <w:noProof/>
           <w:color w:val="000000"/>
           <w:sz w:val="28"/>
           <w:szCs w:val="28"/>
@@ -2497,6 +2476,7 @@
       <w:r>
         <w:rPr>
           <w:rFonts w:ascii="Calibri" w:eastAsia="Calibri" w:hAnsi="Calibri" w:cs="Calibri"/>
+          <w:noProof/>
           <w:color w:val="000000"/>
           <w:sz w:val="28"/>
           <w:szCs w:val="28"/>
@@ -2546,6 +2526,7 @@
           <w:color w:val="000000"/>
           <w:sz w:val="24"/>
           <w:szCs w:val="24"/>
+          <w:lang w:val="ru-RU"/>
         </w:rPr>
       </w:pPr>
     </w:p>
@@ -2575,33 +2556,27 @@
     <w:p>
       <w:pPr>
         <w:spacing w:line="240" w:lineRule="auto"/>
-        <w:rPr>
-          <w:rFonts w:ascii="Times New Roman" w:eastAsia="Times New Roman" w:hAnsi="Times New Roman" w:cs="Times New Roman"/>
-          <w:sz w:val="24"/>
-          <w:szCs w:val="24"/>
-          <w:lang w:val="ru-RU"/>
-        </w:rPr>
-      </w:pPr>
-    </w:p>
-    <w:p>
-      <w:pPr>
-        <w:spacing w:line="240" w:lineRule="auto"/>
-        <w:rPr>
-          <w:rFonts w:ascii="Times New Roman" w:eastAsia="Times New Roman" w:hAnsi="Times New Roman" w:cs="Times New Roman"/>
-          <w:sz w:val="24"/>
-          <w:szCs w:val="24"/>
-        </w:rPr>
-      </w:pPr>
-      <w:r>
-        <w:rPr>
-          <w:rFonts w:ascii="Times New Roman" w:eastAsia="Times New Roman" w:hAnsi="Times New Roman" w:cs="Times New Roman"/>
-          <w:sz w:val="24"/>
-          <w:szCs w:val="24"/>
+        <w:jc w:val="center"/>
+        <w:rPr>
+          <w:rFonts w:ascii="Times New Roman" w:eastAsia="Times New Roman" w:hAnsi="Times New Roman" w:cs="Times New Roman"/>
+          <w:color w:val="000000"/>
+          <w:sz w:val="32"/>
+          <w:szCs w:val="32"/>
+          <w:lang w:val="ru-RU"/>
+        </w:rPr>
+      </w:pPr>
+      <w:r>
+        <w:rPr>
+          <w:rFonts w:ascii="Times New Roman" w:eastAsia="Times New Roman" w:hAnsi="Times New Roman" w:cs="Times New Roman"/>
+          <w:color w:val="000000"/>
+          <w:sz w:val="32"/>
+          <w:szCs w:val="32"/>
+          <w:lang w:val="ru-RU"/>
         </w:rPr>
         <w:drawing>
-          <wp:inline distT="0" distB="0" distL="0" distR="0" wp14:anchorId="6F078BD0" wp14:editId="37DD7452">
-            <wp:extent cx="5075003" cy="1484480"/>
-            <wp:effectExtent l="0" t="0" r="0" b="1905"/>
+          <wp:inline distT="0" distB="0" distL="0" distR="0" wp14:anchorId="07B77E99" wp14:editId="13558F3A">
+            <wp:extent cx="5941695" cy="1640840"/>
+            <wp:effectExtent l="0" t="0" r="1905" b="0"/>
             <wp:docPr id="1" name="Рисунок 1"/>
             <wp:cNvGraphicFramePr>
               <a:graphicFrameLocks xmlns:a="http://schemas.openxmlformats.org/drawingml/2006/main" noChangeAspect="1"/>
@@ -2622,7 +2597,7 @@
                   <pic:spPr>
                     <a:xfrm>
                       <a:off x="0" y="0"/>
-                      <a:ext cx="5195138" cy="1519620"/>
+                      <a:ext cx="5941695" cy="1640840"/>
                     </a:xfrm>
                     <a:prstGeom prst="rect">
                       <a:avLst/>
@@ -2634,23 +2609,32 @@
           </wp:inline>
         </w:drawing>
       </w:r>
-      <w:r>
-        <w:rPr>
-          <w:noProof/>
-        </w:rPr>
-        <w:t xml:space="preserve"> </w:t>
-      </w:r>
-      <w:r>
-        <w:rPr>
-          <w:rFonts w:ascii="Times New Roman" w:eastAsia="Times New Roman" w:hAnsi="Times New Roman" w:cs="Times New Roman"/>
-          <w:sz w:val="24"/>
-          <w:szCs w:val="24"/>
+    </w:p>
+    <w:p>
+      <w:pPr>
+        <w:spacing w:line="240" w:lineRule="auto"/>
+        <w:jc w:val="center"/>
+        <w:rPr>
+          <w:rFonts w:ascii="Times New Roman" w:eastAsia="Times New Roman" w:hAnsi="Times New Roman" w:cs="Times New Roman"/>
+          <w:color w:val="000000"/>
+          <w:sz w:val="32"/>
+          <w:szCs w:val="32"/>
+          <w:lang w:val="ru-RU"/>
+        </w:rPr>
+      </w:pPr>
+      <w:r>
+        <w:rPr>
+          <w:rFonts w:ascii="Times New Roman" w:eastAsia="Times New Roman" w:hAnsi="Times New Roman" w:cs="Times New Roman"/>
+          <w:color w:val="000000"/>
+          <w:sz w:val="32"/>
+          <w:szCs w:val="32"/>
+          <w:lang w:val="ru-RU"/>
         </w:rPr>
         <w:drawing>
-          <wp:inline distT="0" distB="0" distL="0" distR="0" wp14:anchorId="657A52E9" wp14:editId="610D6B10">
-            <wp:extent cx="5102833" cy="1340468"/>
-            <wp:effectExtent l="0" t="0" r="3175" b="0"/>
-            <wp:docPr id="4" name="Рисунок 4"/>
+          <wp:inline distT="0" distB="0" distL="0" distR="0" wp14:anchorId="59053AAB" wp14:editId="21F6684B">
+            <wp:extent cx="5941695" cy="1170305"/>
+            <wp:effectExtent l="0" t="0" r="1905" b="0"/>
+            <wp:docPr id="7" name="Рисунок 7"/>
             <wp:cNvGraphicFramePr>
               <a:graphicFrameLocks xmlns:a="http://schemas.openxmlformats.org/drawingml/2006/main" noChangeAspect="1"/>
             </wp:cNvGraphicFramePr>
@@ -2670,7 +2654,7 @@
                   <pic:spPr>
                     <a:xfrm>
                       <a:off x="0" y="0"/>
-                      <a:ext cx="5255623" cy="1380605"/>
+                      <a:ext cx="5941695" cy="1170305"/>
                     </a:xfrm>
                     <a:prstGeom prst="rect">
                       <a:avLst/>
@@ -2682,13 +2666,11 @@
           </wp:inline>
         </w:drawing>
       </w:r>
-      <w:r>
-        <w:rPr>
-          <w:noProof/>
-        </w:rPr>
-        <w:t xml:space="preserve"> </w:t>
-      </w:r>
-      <w:r>
+    </w:p>
+    <w:p>
+      <w:pPr>
+        <w:spacing w:line="240" w:lineRule="auto"/>
+        <w:jc w:val="center"/>
         <w:rPr>
           <w:rFonts w:ascii="Times New Roman" w:eastAsia="Times New Roman" w:hAnsi="Times New Roman" w:cs="Times New Roman"/>
           <w:color w:val="000000"/>
@@ -2696,11 +2678,20 @@
           <w:szCs w:val="32"/>
           <w:lang w:val="ru-RU"/>
         </w:rPr>
+      </w:pPr>
+      <w:r>
+        <w:rPr>
+          <w:rFonts w:ascii="Times New Roman" w:eastAsia="Times New Roman" w:hAnsi="Times New Roman" w:cs="Times New Roman"/>
+          <w:color w:val="000000"/>
+          <w:sz w:val="32"/>
+          <w:szCs w:val="32"/>
+          <w:lang w:val="ru-RU"/>
+        </w:rPr>
         <w:drawing>
-          <wp:inline distT="0" distB="0" distL="0" distR="0" wp14:anchorId="25B042D4" wp14:editId="59A5C01B">
-            <wp:extent cx="5174394" cy="1334382"/>
-            <wp:effectExtent l="0" t="0" r="7620" b="0"/>
-            <wp:docPr id="10" name="Рисунок 10"/>
+          <wp:inline distT="0" distB="0" distL="0" distR="0" wp14:anchorId="45B558F5" wp14:editId="68EB195A">
+            <wp:extent cx="5941695" cy="1170305"/>
+            <wp:effectExtent l="0" t="0" r="1905" b="0"/>
+            <wp:docPr id="8" name="Рисунок 8"/>
             <wp:cNvGraphicFramePr>
               <a:graphicFrameLocks xmlns:a="http://schemas.openxmlformats.org/drawingml/2006/main" noChangeAspect="1"/>
             </wp:cNvGraphicFramePr>
@@ -2720,7 +2711,7 @@
                   <pic:spPr>
                     <a:xfrm>
                       <a:off x="0" y="0"/>
-                      <a:ext cx="5301930" cy="1367271"/>
+                      <a:ext cx="5941695" cy="1170305"/>
                     </a:xfrm>
                     <a:prstGeom prst="rect">
                       <a:avLst/>
@@ -2732,15 +2723,32 @@
           </wp:inline>
         </w:drawing>
       </w:r>
-      <w:r>
-        <w:rPr>
-          <w:noProof/>
+    </w:p>
+    <w:p>
+      <w:pPr>
+        <w:spacing w:line="240" w:lineRule="auto"/>
+        <w:jc w:val="center"/>
+        <w:rPr>
+          <w:rFonts w:ascii="Times New Roman" w:eastAsia="Times New Roman" w:hAnsi="Times New Roman" w:cs="Times New Roman"/>
+          <w:color w:val="000000"/>
+          <w:sz w:val="32"/>
+          <w:szCs w:val="32"/>
+          <w:lang w:val="ru-RU"/>
+        </w:rPr>
+      </w:pPr>
+      <w:r>
+        <w:rPr>
+          <w:rFonts w:ascii="Times New Roman" w:eastAsia="Times New Roman" w:hAnsi="Times New Roman" w:cs="Times New Roman"/>
+          <w:color w:val="000000"/>
+          <w:sz w:val="32"/>
+          <w:szCs w:val="32"/>
+          <w:lang w:val="ru-RU"/>
         </w:rPr>
         <w:drawing>
-          <wp:inline distT="0" distB="0" distL="0" distR="0" wp14:anchorId="36921EC2" wp14:editId="54DCBA2A">
-            <wp:extent cx="5166443" cy="1322945"/>
-            <wp:effectExtent l="0" t="0" r="0" b="0"/>
-            <wp:docPr id="5" name="Рисунок 5"/>
+          <wp:inline distT="0" distB="0" distL="0" distR="0" wp14:anchorId="625353E4" wp14:editId="0013AB88">
+            <wp:extent cx="5941695" cy="1468120"/>
+            <wp:effectExtent l="0" t="0" r="1905" b="0"/>
+            <wp:docPr id="12" name="Рисунок 12"/>
             <wp:cNvGraphicFramePr>
               <a:graphicFrameLocks xmlns:a="http://schemas.openxmlformats.org/drawingml/2006/main" noChangeAspect="1"/>
             </wp:cNvGraphicFramePr>
@@ -2760,7 +2768,7 @@
                   <pic:spPr>
                     <a:xfrm>
                       <a:off x="0" y="0"/>
-                      <a:ext cx="5304898" cy="1358398"/>
+                      <a:ext cx="5941695" cy="1468120"/>
                     </a:xfrm>
                     <a:prstGeom prst="rect">
                       <a:avLst/>
@@ -2781,10 +2789,10 @@
           <w:lang w:val="ru-RU"/>
         </w:rPr>
         <w:drawing>
-          <wp:inline distT="0" distB="0" distL="0" distR="0" wp14:anchorId="2C8C7640" wp14:editId="3ED26B5B">
-            <wp:extent cx="5186321" cy="977735"/>
-            <wp:effectExtent l="0" t="0" r="0" b="0"/>
-            <wp:docPr id="11" name="Рисунок 11"/>
+          <wp:inline distT="0" distB="0" distL="0" distR="0" wp14:anchorId="51D41F52" wp14:editId="556BA2BC">
+            <wp:extent cx="5941695" cy="1501775"/>
+            <wp:effectExtent l="0" t="0" r="1905" b="3175"/>
+            <wp:docPr id="13" name="Рисунок 13"/>
             <wp:cNvGraphicFramePr>
               <a:graphicFrameLocks xmlns:a="http://schemas.openxmlformats.org/drawingml/2006/main" noChangeAspect="1"/>
             </wp:cNvGraphicFramePr>
@@ -2804,7 +2812,7 @@
                   <pic:spPr>
                     <a:xfrm>
                       <a:off x="0" y="0"/>
-                      <a:ext cx="5383719" cy="1014949"/>
+                      <a:ext cx="5941695" cy="1501775"/>
                     </a:xfrm>
                     <a:prstGeom prst="rect">
                       <a:avLst/>
@@ -2825,10 +2833,10 @@
           <w:lang w:val="ru-RU"/>
         </w:rPr>
         <w:drawing>
-          <wp:inline distT="0" distB="0" distL="0" distR="0" wp14:anchorId="6CC072D9" wp14:editId="6F153C95">
-            <wp:extent cx="5178370" cy="974576"/>
-            <wp:effectExtent l="0" t="0" r="3810" b="0"/>
-            <wp:docPr id="9" name="Рисунок 9"/>
+          <wp:inline distT="0" distB="0" distL="0" distR="0" wp14:anchorId="66C56636" wp14:editId="055334D3">
+            <wp:extent cx="5941695" cy="1347470"/>
+            <wp:effectExtent l="0" t="0" r="1905" b="5080"/>
+            <wp:docPr id="14" name="Рисунок 14"/>
             <wp:cNvGraphicFramePr>
               <a:graphicFrameLocks xmlns:a="http://schemas.openxmlformats.org/drawingml/2006/main" noChangeAspect="1"/>
             </wp:cNvGraphicFramePr>
@@ -2848,7 +2856,7 @@
                   <pic:spPr>
                     <a:xfrm>
                       <a:off x="0" y="0"/>
-                      <a:ext cx="5391950" cy="1014772"/>
+                      <a:ext cx="5941695" cy="1347470"/>
                     </a:xfrm>
                     <a:prstGeom prst="rect">
                       <a:avLst/>
@@ -2873,11 +2881,7 @@
           <w:lang w:val="ru-RU"/>
         </w:rPr>
       </w:pPr>
-    </w:p>
-    <w:p>
-      <w:pPr>
-        <w:spacing w:line="240" w:lineRule="auto"/>
-        <w:jc w:val="center"/>
+      <w:r>
         <w:rPr>
           <w:rFonts w:ascii="Times New Roman" w:eastAsia="Times New Roman" w:hAnsi="Times New Roman" w:cs="Times New Roman"/>
           <w:color w:val="000000"/>
@@ -2885,7 +2889,43 @@
           <w:szCs w:val="32"/>
           <w:lang w:val="ru-RU"/>
         </w:rPr>
-      </w:pPr>
+        <w:lastRenderedPageBreak/>
+        <w:drawing>
+          <wp:inline distT="0" distB="0" distL="0" distR="0" wp14:anchorId="58B036F9" wp14:editId="16738D4F">
+            <wp:extent cx="5941695" cy="1560195"/>
+            <wp:effectExtent l="0" t="0" r="1905" b="1905"/>
+            <wp:docPr id="15" name="Рисунок 15"/>
+            <wp:cNvGraphicFramePr>
+              <a:graphicFrameLocks xmlns:a="http://schemas.openxmlformats.org/drawingml/2006/main" noChangeAspect="1"/>
+            </wp:cNvGraphicFramePr>
+            <a:graphic xmlns:a="http://schemas.openxmlformats.org/drawingml/2006/main">
+              <a:graphicData uri="http://schemas.openxmlformats.org/drawingml/2006/picture">
+                <pic:pic xmlns:pic="http://schemas.openxmlformats.org/drawingml/2006/picture">
+                  <pic:nvPicPr>
+                    <pic:cNvPr id="1" name=""/>
+                    <pic:cNvPicPr/>
+                  </pic:nvPicPr>
+                  <pic:blipFill>
+                    <a:blip r:embed="rId14"/>
+                    <a:stretch>
+                      <a:fillRect/>
+                    </a:stretch>
+                  </pic:blipFill>
+                  <pic:spPr>
+                    <a:xfrm>
+                      <a:off x="0" y="0"/>
+                      <a:ext cx="5941695" cy="1560195"/>
+                    </a:xfrm>
+                    <a:prstGeom prst="rect">
+                      <a:avLst/>
+                    </a:prstGeom>
+                  </pic:spPr>
+                </pic:pic>
+              </a:graphicData>
+            </a:graphic>
+          </wp:inline>
+        </w:drawing>
+      </w:r>
     </w:p>
     <w:p>
       <w:pPr>
@@ -2894,20 +2934,789 @@
         <w:rPr>
           <w:rFonts w:ascii="Times New Roman" w:eastAsia="Times New Roman" w:hAnsi="Times New Roman" w:cs="Times New Roman"/>
           <w:color w:val="000000"/>
-          <w:sz w:val="28"/>
-          <w:szCs w:val="28"/>
-          <w:lang w:val="ru-RU"/>
-        </w:rPr>
-      </w:pPr>
-      <w:r>
-        <w:rPr>
-          <w:rFonts w:ascii="Times New Roman" w:eastAsia="Times New Roman" w:hAnsi="Times New Roman" w:cs="Times New Roman"/>
-          <w:color w:val="000000"/>
-          <w:sz w:val="28"/>
-          <w:szCs w:val="28"/>
+          <w:sz w:val="32"/>
+          <w:szCs w:val="32"/>
+          <w:lang w:val="ru-RU"/>
+        </w:rPr>
+      </w:pPr>
+      <w:r>
+        <w:rPr>
+          <w:rFonts w:ascii="Times New Roman" w:eastAsia="Times New Roman" w:hAnsi="Times New Roman" w:cs="Times New Roman"/>
+          <w:color w:val="000000"/>
+          <w:sz w:val="32"/>
+          <w:szCs w:val="32"/>
+          <w:lang w:val="ru-RU"/>
+        </w:rPr>
+        <w:drawing>
+          <wp:inline distT="0" distB="0" distL="0" distR="0" wp14:anchorId="38A420C7" wp14:editId="7C3101B7">
+            <wp:extent cx="5941695" cy="1422400"/>
+            <wp:effectExtent l="0" t="0" r="1905" b="6350"/>
+            <wp:docPr id="16" name="Рисунок 16"/>
+            <wp:cNvGraphicFramePr>
+              <a:graphicFrameLocks xmlns:a="http://schemas.openxmlformats.org/drawingml/2006/main" noChangeAspect="1"/>
+            </wp:cNvGraphicFramePr>
+            <a:graphic xmlns:a="http://schemas.openxmlformats.org/drawingml/2006/main">
+              <a:graphicData uri="http://schemas.openxmlformats.org/drawingml/2006/picture">
+                <pic:pic xmlns:pic="http://schemas.openxmlformats.org/drawingml/2006/picture">
+                  <pic:nvPicPr>
+                    <pic:cNvPr id="1" name=""/>
+                    <pic:cNvPicPr/>
+                  </pic:nvPicPr>
+                  <pic:blipFill>
+                    <a:blip r:embed="rId15"/>
+                    <a:stretch>
+                      <a:fillRect/>
+                    </a:stretch>
+                  </pic:blipFill>
+                  <pic:spPr>
+                    <a:xfrm>
+                      <a:off x="0" y="0"/>
+                      <a:ext cx="5941695" cy="1422400"/>
+                    </a:xfrm>
+                    <a:prstGeom prst="rect">
+                      <a:avLst/>
+                    </a:prstGeom>
+                  </pic:spPr>
+                </pic:pic>
+              </a:graphicData>
+            </a:graphic>
+          </wp:inline>
+        </w:drawing>
+      </w:r>
+    </w:p>
+    <w:p>
+      <w:pPr>
+        <w:spacing w:line="240" w:lineRule="auto"/>
+        <w:jc w:val="center"/>
+        <w:rPr>
+          <w:rFonts w:ascii="Times New Roman" w:eastAsia="Times New Roman" w:hAnsi="Times New Roman" w:cs="Times New Roman"/>
+          <w:color w:val="000000"/>
+          <w:sz w:val="32"/>
+          <w:szCs w:val="32"/>
+        </w:rPr>
+      </w:pPr>
+      <w:r>
+        <w:rPr>
+          <w:rFonts w:ascii="Times New Roman" w:eastAsia="Times New Roman" w:hAnsi="Times New Roman" w:cs="Times New Roman"/>
+          <w:color w:val="000000"/>
+          <w:sz w:val="32"/>
+          <w:szCs w:val="32"/>
+          <w:lang w:val="ru-RU"/>
+        </w:rPr>
+        <w:drawing>
+          <wp:inline distT="0" distB="0" distL="0" distR="0" wp14:anchorId="1ACDF039" wp14:editId="6B30967B">
+            <wp:extent cx="5941695" cy="1539240"/>
+            <wp:effectExtent l="0" t="0" r="1905" b="3810"/>
+            <wp:docPr id="17" name="Рисунок 17"/>
+            <wp:cNvGraphicFramePr>
+              <a:graphicFrameLocks xmlns:a="http://schemas.openxmlformats.org/drawingml/2006/main" noChangeAspect="1"/>
+            </wp:cNvGraphicFramePr>
+            <a:graphic xmlns:a="http://schemas.openxmlformats.org/drawingml/2006/main">
+              <a:graphicData uri="http://schemas.openxmlformats.org/drawingml/2006/picture">
+                <pic:pic xmlns:pic="http://schemas.openxmlformats.org/drawingml/2006/picture">
+                  <pic:nvPicPr>
+                    <pic:cNvPr id="1" name=""/>
+                    <pic:cNvPicPr/>
+                  </pic:nvPicPr>
+                  <pic:blipFill>
+                    <a:blip r:embed="rId16"/>
+                    <a:stretch>
+                      <a:fillRect/>
+                    </a:stretch>
+                  </pic:blipFill>
+                  <pic:spPr>
+                    <a:xfrm>
+                      <a:off x="0" y="0"/>
+                      <a:ext cx="5941695" cy="1539240"/>
+                    </a:xfrm>
+                    <a:prstGeom prst="rect">
+                      <a:avLst/>
+                    </a:prstGeom>
+                  </pic:spPr>
+                </pic:pic>
+              </a:graphicData>
+            </a:graphic>
+          </wp:inline>
+        </w:drawing>
+      </w:r>
+    </w:p>
+    <w:p>
+      <w:pPr>
+        <w:spacing w:line="240" w:lineRule="auto"/>
+        <w:jc w:val="center"/>
+        <w:rPr>
+          <w:rFonts w:ascii="Times New Roman" w:eastAsia="Times New Roman" w:hAnsi="Times New Roman" w:cs="Times New Roman"/>
+          <w:color w:val="000000"/>
+          <w:sz w:val="32"/>
+          <w:szCs w:val="32"/>
+          <w:lang w:val="ru-RU"/>
+        </w:rPr>
+      </w:pPr>
+      <w:r>
+        <w:rPr>
+          <w:rFonts w:ascii="Times New Roman" w:eastAsia="Times New Roman" w:hAnsi="Times New Roman" w:cs="Times New Roman"/>
+          <w:color w:val="000000"/>
+          <w:sz w:val="32"/>
+          <w:szCs w:val="32"/>
+          <w:lang w:val="ru-RU"/>
+        </w:rPr>
+        <w:drawing>
+          <wp:inline distT="0" distB="0" distL="0" distR="0" wp14:anchorId="47855F41" wp14:editId="28EC1E4D">
+            <wp:extent cx="5941695" cy="1117600"/>
+            <wp:effectExtent l="0" t="0" r="1905" b="6350"/>
+            <wp:docPr id="18" name="Рисунок 18"/>
+            <wp:cNvGraphicFramePr>
+              <a:graphicFrameLocks xmlns:a="http://schemas.openxmlformats.org/drawingml/2006/main" noChangeAspect="1"/>
+            </wp:cNvGraphicFramePr>
+            <a:graphic xmlns:a="http://schemas.openxmlformats.org/drawingml/2006/main">
+              <a:graphicData uri="http://schemas.openxmlformats.org/drawingml/2006/picture">
+                <pic:pic xmlns:pic="http://schemas.openxmlformats.org/drawingml/2006/picture">
+                  <pic:nvPicPr>
+                    <pic:cNvPr id="1" name=""/>
+                    <pic:cNvPicPr/>
+                  </pic:nvPicPr>
+                  <pic:blipFill>
+                    <a:blip r:embed="rId17"/>
+                    <a:stretch>
+                      <a:fillRect/>
+                    </a:stretch>
+                  </pic:blipFill>
+                  <pic:spPr>
+                    <a:xfrm>
+                      <a:off x="0" y="0"/>
+                      <a:ext cx="5941695" cy="1117600"/>
+                    </a:xfrm>
+                    <a:prstGeom prst="rect">
+                      <a:avLst/>
+                    </a:prstGeom>
+                  </pic:spPr>
+                </pic:pic>
+              </a:graphicData>
+            </a:graphic>
+          </wp:inline>
+        </w:drawing>
+      </w:r>
+    </w:p>
+    <w:p>
+      <w:pPr>
+        <w:spacing w:line="240" w:lineRule="auto"/>
+        <w:jc w:val="center"/>
+        <w:rPr>
+          <w:rFonts w:ascii="Times New Roman" w:eastAsia="Times New Roman" w:hAnsi="Times New Roman" w:cs="Times New Roman"/>
+          <w:color w:val="000000"/>
+          <w:sz w:val="32"/>
+          <w:szCs w:val="32"/>
+          <w:lang w:val="ru-RU"/>
+        </w:rPr>
+      </w:pPr>
+      <w:r>
+        <w:rPr>
+          <w:rFonts w:ascii="Times New Roman" w:eastAsia="Times New Roman" w:hAnsi="Times New Roman" w:cs="Times New Roman"/>
+          <w:color w:val="000000"/>
+          <w:sz w:val="32"/>
+          <w:szCs w:val="32"/>
+          <w:lang w:val="ru-RU"/>
+        </w:rPr>
+        <w:drawing>
+          <wp:inline distT="0" distB="0" distL="0" distR="0" wp14:anchorId="7C172F89" wp14:editId="0C0DD998">
+            <wp:extent cx="5941695" cy="1551305"/>
+            <wp:effectExtent l="0" t="0" r="1905" b="0"/>
+            <wp:docPr id="19" name="Рисунок 19"/>
+            <wp:cNvGraphicFramePr>
+              <a:graphicFrameLocks xmlns:a="http://schemas.openxmlformats.org/drawingml/2006/main" noChangeAspect="1"/>
+            </wp:cNvGraphicFramePr>
+            <a:graphic xmlns:a="http://schemas.openxmlformats.org/drawingml/2006/main">
+              <a:graphicData uri="http://schemas.openxmlformats.org/drawingml/2006/picture">
+                <pic:pic xmlns:pic="http://schemas.openxmlformats.org/drawingml/2006/picture">
+                  <pic:nvPicPr>
+                    <pic:cNvPr id="1" name=""/>
+                    <pic:cNvPicPr/>
+                  </pic:nvPicPr>
+                  <pic:blipFill>
+                    <a:blip r:embed="rId18"/>
+                    <a:stretch>
+                      <a:fillRect/>
+                    </a:stretch>
+                  </pic:blipFill>
+                  <pic:spPr>
+                    <a:xfrm>
+                      <a:off x="0" y="0"/>
+                      <a:ext cx="5941695" cy="1551305"/>
+                    </a:xfrm>
+                    <a:prstGeom prst="rect">
+                      <a:avLst/>
+                    </a:prstGeom>
+                  </pic:spPr>
+                </pic:pic>
+              </a:graphicData>
+            </a:graphic>
+          </wp:inline>
+        </w:drawing>
+      </w:r>
+    </w:p>
+    <w:p>
+      <w:pPr>
+        <w:spacing w:line="240" w:lineRule="auto"/>
+        <w:jc w:val="center"/>
+        <w:rPr>
+          <w:rFonts w:ascii="Times New Roman" w:eastAsia="Times New Roman" w:hAnsi="Times New Roman" w:cs="Times New Roman"/>
+          <w:color w:val="000000"/>
+          <w:sz w:val="32"/>
+          <w:szCs w:val="32"/>
+          <w:lang w:val="ru-RU"/>
+        </w:rPr>
+      </w:pPr>
+      <w:r>
+        <w:rPr>
+          <w:rFonts w:ascii="Times New Roman" w:eastAsia="Times New Roman" w:hAnsi="Times New Roman" w:cs="Times New Roman"/>
+          <w:color w:val="000000"/>
+          <w:sz w:val="32"/>
+          <w:szCs w:val="32"/>
+          <w:lang w:val="ru-RU"/>
+        </w:rPr>
+        <w:drawing>
+          <wp:inline distT="0" distB="0" distL="0" distR="0" wp14:anchorId="1502DE5E" wp14:editId="2DA913DD">
+            <wp:extent cx="5941695" cy="1499235"/>
+            <wp:effectExtent l="0" t="0" r="1905" b="5715"/>
+            <wp:docPr id="20" name="Рисунок 20"/>
+            <wp:cNvGraphicFramePr>
+              <a:graphicFrameLocks xmlns:a="http://schemas.openxmlformats.org/drawingml/2006/main" noChangeAspect="1"/>
+            </wp:cNvGraphicFramePr>
+            <a:graphic xmlns:a="http://schemas.openxmlformats.org/drawingml/2006/main">
+              <a:graphicData uri="http://schemas.openxmlformats.org/drawingml/2006/picture">
+                <pic:pic xmlns:pic="http://schemas.openxmlformats.org/drawingml/2006/picture">
+                  <pic:nvPicPr>
+                    <pic:cNvPr id="1" name=""/>
+                    <pic:cNvPicPr/>
+                  </pic:nvPicPr>
+                  <pic:blipFill>
+                    <a:blip r:embed="rId19"/>
+                    <a:stretch>
+                      <a:fillRect/>
+                    </a:stretch>
+                  </pic:blipFill>
+                  <pic:spPr>
+                    <a:xfrm>
+                      <a:off x="0" y="0"/>
+                      <a:ext cx="5941695" cy="1499235"/>
+                    </a:xfrm>
+                    <a:prstGeom prst="rect">
+                      <a:avLst/>
+                    </a:prstGeom>
+                  </pic:spPr>
+                </pic:pic>
+              </a:graphicData>
+            </a:graphic>
+          </wp:inline>
+        </w:drawing>
+      </w:r>
+    </w:p>
+    <w:p>
+      <w:pPr>
+        <w:spacing w:line="240" w:lineRule="auto"/>
+        <w:jc w:val="center"/>
+        <w:rPr>
+          <w:rFonts w:ascii="Times New Roman" w:eastAsia="Times New Roman" w:hAnsi="Times New Roman" w:cs="Times New Roman"/>
+          <w:color w:val="000000"/>
+          <w:sz w:val="32"/>
+          <w:szCs w:val="32"/>
+          <w:lang w:val="ru-RU"/>
+        </w:rPr>
+      </w:pPr>
+      <w:r>
+        <w:rPr>
+          <w:rFonts w:ascii="Times New Roman" w:eastAsia="Times New Roman" w:hAnsi="Times New Roman" w:cs="Times New Roman"/>
+          <w:color w:val="000000"/>
+          <w:sz w:val="32"/>
+          <w:szCs w:val="32"/>
           <w:lang w:val="ru-RU"/>
         </w:rPr>
         <w:lastRenderedPageBreak/>
+        <w:drawing>
+          <wp:inline distT="0" distB="0" distL="0" distR="0" wp14:anchorId="71C77075" wp14:editId="50F006FF">
+            <wp:extent cx="5941695" cy="1536065"/>
+            <wp:effectExtent l="0" t="0" r="1905" b="6985"/>
+            <wp:docPr id="21" name="Рисунок 21"/>
+            <wp:cNvGraphicFramePr>
+              <a:graphicFrameLocks xmlns:a="http://schemas.openxmlformats.org/drawingml/2006/main" noChangeAspect="1"/>
+            </wp:cNvGraphicFramePr>
+            <a:graphic xmlns:a="http://schemas.openxmlformats.org/drawingml/2006/main">
+              <a:graphicData uri="http://schemas.openxmlformats.org/drawingml/2006/picture">
+                <pic:pic xmlns:pic="http://schemas.openxmlformats.org/drawingml/2006/picture">
+                  <pic:nvPicPr>
+                    <pic:cNvPr id="1" name=""/>
+                    <pic:cNvPicPr/>
+                  </pic:nvPicPr>
+                  <pic:blipFill>
+                    <a:blip r:embed="rId20"/>
+                    <a:stretch>
+                      <a:fillRect/>
+                    </a:stretch>
+                  </pic:blipFill>
+                  <pic:spPr>
+                    <a:xfrm>
+                      <a:off x="0" y="0"/>
+                      <a:ext cx="5941695" cy="1536065"/>
+                    </a:xfrm>
+                    <a:prstGeom prst="rect">
+                      <a:avLst/>
+                    </a:prstGeom>
+                  </pic:spPr>
+                </pic:pic>
+              </a:graphicData>
+            </a:graphic>
+          </wp:inline>
+        </w:drawing>
+      </w:r>
+    </w:p>
+    <w:p>
+      <w:pPr>
+        <w:spacing w:line="240" w:lineRule="auto"/>
+        <w:jc w:val="center"/>
+        <w:rPr>
+          <w:rFonts w:ascii="Times New Roman" w:eastAsia="Times New Roman" w:hAnsi="Times New Roman" w:cs="Times New Roman"/>
+          <w:color w:val="000000"/>
+          <w:sz w:val="32"/>
+          <w:szCs w:val="32"/>
+          <w:lang w:val="ru-RU"/>
+        </w:rPr>
+      </w:pPr>
+      <w:r>
+        <w:rPr>
+          <w:rFonts w:ascii="Times New Roman" w:eastAsia="Times New Roman" w:hAnsi="Times New Roman" w:cs="Times New Roman"/>
+          <w:color w:val="000000"/>
+          <w:sz w:val="32"/>
+          <w:szCs w:val="32"/>
+          <w:lang w:val="ru-RU"/>
+        </w:rPr>
+        <w:drawing>
+          <wp:inline distT="0" distB="0" distL="0" distR="0" wp14:anchorId="4E2282B0" wp14:editId="44B9EC00">
+            <wp:extent cx="5941695" cy="1522095"/>
+            <wp:effectExtent l="0" t="0" r="1905" b="1905"/>
+            <wp:docPr id="22" name="Рисунок 22"/>
+            <wp:cNvGraphicFramePr>
+              <a:graphicFrameLocks xmlns:a="http://schemas.openxmlformats.org/drawingml/2006/main" noChangeAspect="1"/>
+            </wp:cNvGraphicFramePr>
+            <a:graphic xmlns:a="http://schemas.openxmlformats.org/drawingml/2006/main">
+              <a:graphicData uri="http://schemas.openxmlformats.org/drawingml/2006/picture">
+                <pic:pic xmlns:pic="http://schemas.openxmlformats.org/drawingml/2006/picture">
+                  <pic:nvPicPr>
+                    <pic:cNvPr id="1" name=""/>
+                    <pic:cNvPicPr/>
+                  </pic:nvPicPr>
+                  <pic:blipFill>
+                    <a:blip r:embed="rId21"/>
+                    <a:stretch>
+                      <a:fillRect/>
+                    </a:stretch>
+                  </pic:blipFill>
+                  <pic:spPr>
+                    <a:xfrm>
+                      <a:off x="0" y="0"/>
+                      <a:ext cx="5941695" cy="1522095"/>
+                    </a:xfrm>
+                    <a:prstGeom prst="rect">
+                      <a:avLst/>
+                    </a:prstGeom>
+                  </pic:spPr>
+                </pic:pic>
+              </a:graphicData>
+            </a:graphic>
+          </wp:inline>
+        </w:drawing>
+      </w:r>
+      <w:r>
+        <w:rPr>
+          <w:rFonts w:ascii="Times New Roman" w:eastAsia="Times New Roman" w:hAnsi="Times New Roman" w:cs="Times New Roman"/>
+          <w:color w:val="000000"/>
+          <w:sz w:val="32"/>
+          <w:szCs w:val="32"/>
+          <w:lang w:val="ru-RU"/>
+        </w:rPr>
+        <w:drawing>
+          <wp:inline distT="0" distB="0" distL="0" distR="0" wp14:anchorId="7DAAFA08" wp14:editId="2A986B48">
+            <wp:extent cx="5941695" cy="1454150"/>
+            <wp:effectExtent l="0" t="0" r="1905" b="0"/>
+            <wp:docPr id="23" name="Рисунок 23"/>
+            <wp:cNvGraphicFramePr>
+              <a:graphicFrameLocks xmlns:a="http://schemas.openxmlformats.org/drawingml/2006/main" noChangeAspect="1"/>
+            </wp:cNvGraphicFramePr>
+            <a:graphic xmlns:a="http://schemas.openxmlformats.org/drawingml/2006/main">
+              <a:graphicData uri="http://schemas.openxmlformats.org/drawingml/2006/picture">
+                <pic:pic xmlns:pic="http://schemas.openxmlformats.org/drawingml/2006/picture">
+                  <pic:nvPicPr>
+                    <pic:cNvPr id="1" name=""/>
+                    <pic:cNvPicPr/>
+                  </pic:nvPicPr>
+                  <pic:blipFill>
+                    <a:blip r:embed="rId22"/>
+                    <a:stretch>
+                      <a:fillRect/>
+                    </a:stretch>
+                  </pic:blipFill>
+                  <pic:spPr>
+                    <a:xfrm>
+                      <a:off x="0" y="0"/>
+                      <a:ext cx="5941695" cy="1454150"/>
+                    </a:xfrm>
+                    <a:prstGeom prst="rect">
+                      <a:avLst/>
+                    </a:prstGeom>
+                  </pic:spPr>
+                </pic:pic>
+              </a:graphicData>
+            </a:graphic>
+          </wp:inline>
+        </w:drawing>
+      </w:r>
+    </w:p>
+    <w:p>
+      <w:pPr>
+        <w:spacing w:line="240" w:lineRule="auto"/>
+        <w:jc w:val="center"/>
+        <w:rPr>
+          <w:rFonts w:ascii="Times New Roman" w:eastAsia="Times New Roman" w:hAnsi="Times New Roman" w:cs="Times New Roman"/>
+          <w:color w:val="000000"/>
+          <w:sz w:val="32"/>
+          <w:szCs w:val="32"/>
+          <w:lang w:val="ru-RU"/>
+        </w:rPr>
+      </w:pPr>
+      <w:r>
+        <w:rPr>
+          <w:rFonts w:ascii="Times New Roman" w:eastAsia="Times New Roman" w:hAnsi="Times New Roman" w:cs="Times New Roman"/>
+          <w:color w:val="000000"/>
+          <w:sz w:val="32"/>
+          <w:szCs w:val="32"/>
+          <w:lang w:val="ru-RU"/>
+        </w:rPr>
+        <w:drawing>
+          <wp:inline distT="0" distB="0" distL="0" distR="0" wp14:anchorId="02199EEA" wp14:editId="379E50C8">
+            <wp:extent cx="5941695" cy="1372870"/>
+            <wp:effectExtent l="0" t="0" r="1905" b="0"/>
+            <wp:docPr id="24" name="Рисунок 24"/>
+            <wp:cNvGraphicFramePr>
+              <a:graphicFrameLocks xmlns:a="http://schemas.openxmlformats.org/drawingml/2006/main" noChangeAspect="1"/>
+            </wp:cNvGraphicFramePr>
+            <a:graphic xmlns:a="http://schemas.openxmlformats.org/drawingml/2006/main">
+              <a:graphicData uri="http://schemas.openxmlformats.org/drawingml/2006/picture">
+                <pic:pic xmlns:pic="http://schemas.openxmlformats.org/drawingml/2006/picture">
+                  <pic:nvPicPr>
+                    <pic:cNvPr id="1" name=""/>
+                    <pic:cNvPicPr/>
+                  </pic:nvPicPr>
+                  <pic:blipFill>
+                    <a:blip r:embed="rId23"/>
+                    <a:stretch>
+                      <a:fillRect/>
+                    </a:stretch>
+                  </pic:blipFill>
+                  <pic:spPr>
+                    <a:xfrm>
+                      <a:off x="0" y="0"/>
+                      <a:ext cx="5941695" cy="1372870"/>
+                    </a:xfrm>
+                    <a:prstGeom prst="rect">
+                      <a:avLst/>
+                    </a:prstGeom>
+                  </pic:spPr>
+                </pic:pic>
+              </a:graphicData>
+            </a:graphic>
+          </wp:inline>
+        </w:drawing>
+      </w:r>
+    </w:p>
+    <w:p>
+      <w:pPr>
+        <w:spacing w:line="240" w:lineRule="auto"/>
+        <w:jc w:val="center"/>
+        <w:rPr>
+          <w:rFonts w:ascii="Times New Roman" w:eastAsia="Times New Roman" w:hAnsi="Times New Roman" w:cs="Times New Roman"/>
+          <w:color w:val="000000"/>
+          <w:sz w:val="32"/>
+          <w:szCs w:val="32"/>
+          <w:lang w:val="ru-RU"/>
+        </w:rPr>
+      </w:pPr>
+      <w:r>
+        <w:rPr>
+          <w:rFonts w:ascii="Times New Roman" w:eastAsia="Times New Roman" w:hAnsi="Times New Roman" w:cs="Times New Roman"/>
+          <w:color w:val="000000"/>
+          <w:sz w:val="32"/>
+          <w:szCs w:val="32"/>
+          <w:lang w:val="ru-RU"/>
+        </w:rPr>
+        <w:drawing>
+          <wp:inline distT="0" distB="0" distL="0" distR="0" wp14:anchorId="376A6E3F" wp14:editId="756E809D">
+            <wp:extent cx="5941695" cy="1505585"/>
+            <wp:effectExtent l="0" t="0" r="1905" b="0"/>
+            <wp:docPr id="25" name="Рисунок 25"/>
+            <wp:cNvGraphicFramePr>
+              <a:graphicFrameLocks xmlns:a="http://schemas.openxmlformats.org/drawingml/2006/main" noChangeAspect="1"/>
+            </wp:cNvGraphicFramePr>
+            <a:graphic xmlns:a="http://schemas.openxmlformats.org/drawingml/2006/main">
+              <a:graphicData uri="http://schemas.openxmlformats.org/drawingml/2006/picture">
+                <pic:pic xmlns:pic="http://schemas.openxmlformats.org/drawingml/2006/picture">
+                  <pic:nvPicPr>
+                    <pic:cNvPr id="1" name=""/>
+                    <pic:cNvPicPr/>
+                  </pic:nvPicPr>
+                  <pic:blipFill>
+                    <a:blip r:embed="rId24"/>
+                    <a:stretch>
+                      <a:fillRect/>
+                    </a:stretch>
+                  </pic:blipFill>
+                  <pic:spPr>
+                    <a:xfrm>
+                      <a:off x="0" y="0"/>
+                      <a:ext cx="5941695" cy="1505585"/>
+                    </a:xfrm>
+                    <a:prstGeom prst="rect">
+                      <a:avLst/>
+                    </a:prstGeom>
+                  </pic:spPr>
+                </pic:pic>
+              </a:graphicData>
+            </a:graphic>
+          </wp:inline>
+        </w:drawing>
+      </w:r>
+    </w:p>
+    <w:p>
+      <w:pPr>
+        <w:spacing w:line="240" w:lineRule="auto"/>
+        <w:jc w:val="center"/>
+        <w:rPr>
+          <w:rFonts w:ascii="Times New Roman" w:eastAsia="Times New Roman" w:hAnsi="Times New Roman" w:cs="Times New Roman"/>
+          <w:color w:val="000000"/>
+          <w:sz w:val="32"/>
+          <w:szCs w:val="32"/>
+          <w:lang w:val="ru-RU"/>
+        </w:rPr>
+      </w:pPr>
+      <w:r>
+        <w:rPr>
+          <w:rFonts w:ascii="Times New Roman" w:eastAsia="Times New Roman" w:hAnsi="Times New Roman" w:cs="Times New Roman"/>
+          <w:color w:val="000000"/>
+          <w:sz w:val="32"/>
+          <w:szCs w:val="32"/>
+          <w:lang w:val="ru-RU"/>
+        </w:rPr>
+        <w:lastRenderedPageBreak/>
+        <w:drawing>
+          <wp:inline distT="0" distB="0" distL="0" distR="0" wp14:anchorId="38123655" wp14:editId="075EF3BB">
+            <wp:extent cx="5941695" cy="1536700"/>
+            <wp:effectExtent l="0" t="0" r="1905" b="6350"/>
+            <wp:docPr id="26" name="Рисунок 26"/>
+            <wp:cNvGraphicFramePr>
+              <a:graphicFrameLocks xmlns:a="http://schemas.openxmlformats.org/drawingml/2006/main" noChangeAspect="1"/>
+            </wp:cNvGraphicFramePr>
+            <a:graphic xmlns:a="http://schemas.openxmlformats.org/drawingml/2006/main">
+              <a:graphicData uri="http://schemas.openxmlformats.org/drawingml/2006/picture">
+                <pic:pic xmlns:pic="http://schemas.openxmlformats.org/drawingml/2006/picture">
+                  <pic:nvPicPr>
+                    <pic:cNvPr id="1" name=""/>
+                    <pic:cNvPicPr/>
+                  </pic:nvPicPr>
+                  <pic:blipFill>
+                    <a:blip r:embed="rId25"/>
+                    <a:stretch>
+                      <a:fillRect/>
+                    </a:stretch>
+                  </pic:blipFill>
+                  <pic:spPr>
+                    <a:xfrm>
+                      <a:off x="0" y="0"/>
+                      <a:ext cx="5941695" cy="1536700"/>
+                    </a:xfrm>
+                    <a:prstGeom prst="rect">
+                      <a:avLst/>
+                    </a:prstGeom>
+                  </pic:spPr>
+                </pic:pic>
+              </a:graphicData>
+            </a:graphic>
+          </wp:inline>
+        </w:drawing>
+      </w:r>
+    </w:p>
+    <w:p>
+      <w:pPr>
+        <w:spacing w:line="240" w:lineRule="auto"/>
+        <w:jc w:val="center"/>
+        <w:rPr>
+          <w:rFonts w:ascii="Times New Roman" w:eastAsia="Times New Roman" w:hAnsi="Times New Roman" w:cs="Times New Roman"/>
+          <w:color w:val="000000"/>
+          <w:sz w:val="32"/>
+          <w:szCs w:val="32"/>
+          <w:lang w:val="ru-RU"/>
+        </w:rPr>
+      </w:pPr>
+      <w:r>
+        <w:rPr>
+          <w:rFonts w:ascii="Times New Roman" w:eastAsia="Times New Roman" w:hAnsi="Times New Roman" w:cs="Times New Roman"/>
+          <w:color w:val="000000"/>
+          <w:sz w:val="32"/>
+          <w:szCs w:val="32"/>
+          <w:lang w:val="ru-RU"/>
+        </w:rPr>
+        <w:drawing>
+          <wp:inline distT="0" distB="0" distL="0" distR="0" wp14:anchorId="37113BCA" wp14:editId="2A806A46">
+            <wp:extent cx="5941695" cy="1521460"/>
+            <wp:effectExtent l="0" t="0" r="1905" b="2540"/>
+            <wp:docPr id="27" name="Рисунок 27"/>
+            <wp:cNvGraphicFramePr>
+              <a:graphicFrameLocks xmlns:a="http://schemas.openxmlformats.org/drawingml/2006/main" noChangeAspect="1"/>
+            </wp:cNvGraphicFramePr>
+            <a:graphic xmlns:a="http://schemas.openxmlformats.org/drawingml/2006/main">
+              <a:graphicData uri="http://schemas.openxmlformats.org/drawingml/2006/picture">
+                <pic:pic xmlns:pic="http://schemas.openxmlformats.org/drawingml/2006/picture">
+                  <pic:nvPicPr>
+                    <pic:cNvPr id="1" name=""/>
+                    <pic:cNvPicPr/>
+                  </pic:nvPicPr>
+                  <pic:blipFill>
+                    <a:blip r:embed="rId26"/>
+                    <a:stretch>
+                      <a:fillRect/>
+                    </a:stretch>
+                  </pic:blipFill>
+                  <pic:spPr>
+                    <a:xfrm>
+                      <a:off x="0" y="0"/>
+                      <a:ext cx="5941695" cy="1521460"/>
+                    </a:xfrm>
+                    <a:prstGeom prst="rect">
+                      <a:avLst/>
+                    </a:prstGeom>
+                  </pic:spPr>
+                </pic:pic>
+              </a:graphicData>
+            </a:graphic>
+          </wp:inline>
+        </w:drawing>
+      </w:r>
+    </w:p>
+    <w:p>
+      <w:pPr>
+        <w:spacing w:line="240" w:lineRule="auto"/>
+        <w:jc w:val="center"/>
+        <w:rPr>
+          <w:rFonts w:ascii="Times New Roman" w:eastAsia="Times New Roman" w:hAnsi="Times New Roman" w:cs="Times New Roman"/>
+          <w:color w:val="000000"/>
+          <w:sz w:val="32"/>
+          <w:szCs w:val="32"/>
+          <w:lang w:val="ru-RU"/>
+        </w:rPr>
+      </w:pPr>
+      <w:r>
+        <w:rPr>
+          <w:rFonts w:ascii="Times New Roman" w:eastAsia="Times New Roman" w:hAnsi="Times New Roman" w:cs="Times New Roman"/>
+          <w:color w:val="000000"/>
+          <w:sz w:val="32"/>
+          <w:szCs w:val="32"/>
+          <w:lang w:val="ru-RU"/>
+        </w:rPr>
+        <w:drawing>
+          <wp:inline distT="0" distB="0" distL="0" distR="0" wp14:anchorId="598B6DEC" wp14:editId="428F4893">
+            <wp:extent cx="5941695" cy="1456055"/>
+            <wp:effectExtent l="0" t="0" r="1905" b="0"/>
+            <wp:docPr id="28" name="Рисунок 28"/>
+            <wp:cNvGraphicFramePr>
+              <a:graphicFrameLocks xmlns:a="http://schemas.openxmlformats.org/drawingml/2006/main" noChangeAspect="1"/>
+            </wp:cNvGraphicFramePr>
+            <a:graphic xmlns:a="http://schemas.openxmlformats.org/drawingml/2006/main">
+              <a:graphicData uri="http://schemas.openxmlformats.org/drawingml/2006/picture">
+                <pic:pic xmlns:pic="http://schemas.openxmlformats.org/drawingml/2006/picture">
+                  <pic:nvPicPr>
+                    <pic:cNvPr id="1" name=""/>
+                    <pic:cNvPicPr/>
+                  </pic:nvPicPr>
+                  <pic:blipFill>
+                    <a:blip r:embed="rId27"/>
+                    <a:stretch>
+                      <a:fillRect/>
+                    </a:stretch>
+                  </pic:blipFill>
+                  <pic:spPr>
+                    <a:xfrm>
+                      <a:off x="0" y="0"/>
+                      <a:ext cx="5941695" cy="1456055"/>
+                    </a:xfrm>
+                    <a:prstGeom prst="rect">
+                      <a:avLst/>
+                    </a:prstGeom>
+                  </pic:spPr>
+                </pic:pic>
+              </a:graphicData>
+            </a:graphic>
+          </wp:inline>
+        </w:drawing>
+      </w:r>
+      <w:bookmarkStart w:id="1" w:name="_GoBack"/>
+      <w:bookmarkEnd w:id="1"/>
+    </w:p>
+    <w:p>
+      <w:pPr>
+        <w:spacing w:line="240" w:lineRule="auto"/>
+        <w:jc w:val="center"/>
+        <w:rPr>
+          <w:rFonts w:ascii="Times New Roman" w:eastAsia="Times New Roman" w:hAnsi="Times New Roman" w:cs="Times New Roman"/>
+          <w:color w:val="000000"/>
+          <w:sz w:val="32"/>
+          <w:szCs w:val="32"/>
+          <w:lang w:val="ru-RU"/>
+        </w:rPr>
+      </w:pPr>
+    </w:p>
+    <w:p>
+      <w:pPr>
+        <w:spacing w:line="240" w:lineRule="auto"/>
+        <w:jc w:val="center"/>
+        <w:rPr>
+          <w:rFonts w:ascii="Times New Roman" w:eastAsia="Times New Roman" w:hAnsi="Times New Roman" w:cs="Times New Roman"/>
+          <w:color w:val="000000"/>
+          <w:sz w:val="32"/>
+          <w:szCs w:val="32"/>
+          <w:lang w:val="ru-RU"/>
+        </w:rPr>
+      </w:pPr>
+    </w:p>
+    <w:p>
+      <w:pPr>
+        <w:spacing w:line="240" w:lineRule="auto"/>
+        <w:jc w:val="center"/>
+        <w:rPr>
+          <w:rFonts w:ascii="Times New Roman" w:eastAsia="Times New Roman" w:hAnsi="Times New Roman" w:cs="Times New Roman"/>
+          <w:color w:val="000000"/>
+          <w:sz w:val="32"/>
+          <w:szCs w:val="32"/>
+          <w:lang w:val="ru-RU"/>
+        </w:rPr>
+      </w:pPr>
+    </w:p>
+    <w:p>
+      <w:pPr>
+        <w:spacing w:line="240" w:lineRule="auto"/>
+        <w:jc w:val="center"/>
+        <w:rPr>
+          <w:rFonts w:ascii="Times New Roman" w:eastAsia="Times New Roman" w:hAnsi="Times New Roman" w:cs="Times New Roman"/>
+          <w:color w:val="000000"/>
+          <w:sz w:val="28"/>
+          <w:szCs w:val="28"/>
+          <w:lang w:val="ru-RU"/>
+        </w:rPr>
+      </w:pPr>
+      <w:r>
+        <w:rPr>
+          <w:rFonts w:ascii="Times New Roman" w:eastAsia="Times New Roman" w:hAnsi="Times New Roman" w:cs="Times New Roman"/>
+          <w:color w:val="000000"/>
+          <w:sz w:val="28"/>
+          <w:szCs w:val="28"/>
+          <w:lang w:val="ru-RU"/>
+        </w:rPr>
         <w:t>Вывод</w:t>
       </w:r>
     </w:p>
@@ -3132,8 +3941,6 @@
           <w:lang w:val="ru-RU"/>
         </w:rPr>
       </w:pPr>
-      <w:bookmarkStart w:id="1" w:name="_GoBack"/>
-      <w:bookmarkEnd w:id="1"/>
     </w:p>
     <w:sectPr>
       <w:pgSz w:w="11906" w:h="16838"/>
